--- a/ВКР/ЭФМО-02-24 Болдинов Задание ВКР.docx
+++ b/ВКР/ЭФМО-02-24 Болдинов Задание ВКР.docx
@@ -2232,18 +2232,7 @@
           <w:szCs w:val="26"/>
           <w:lang w:val="ru-RU"/>
         </w:rPr>
-        <w:t>вып</w:t>
-      </w:r>
-      <w:bookmarkStart w:id="6" w:name="_GoBack"/>
-      <w:bookmarkEnd w:id="6"/>
-      <w:r>
-        <w:rPr>
-          <w:rFonts w:ascii="Times New Roman" w:hAnsi="Times New Roman"/>
-          <w:sz w:val="26"/>
-          <w:szCs w:val="26"/>
-          <w:lang w:val="ru-RU"/>
-        </w:rPr>
-        <w:t>ускной квалификационной работы магистра</w:t>
+        <w:t>выпускной квалификационной работы магистра</w:t>
       </w:r>
     </w:p>
     <w:p>
@@ -2281,6 +2270,7 @@
           <w:rFonts w:ascii="Times New Roman" w:hAnsi="Times New Roman"/>
           <w:sz w:val="26"/>
           <w:szCs w:val="26"/>
+          <w:highlight w:val="yellow"/>
           <w:u w:val="single"/>
           <w:lang w:val="ru-RU" w:eastAsia="ru-RU"/>
         </w:rPr>
@@ -2348,6 +2338,210 @@
           <w:u w:val="single"/>
           <w:lang w:val="ru-RU" w:eastAsia="ru-RU"/>
         </w:rPr>
+        <w:t>Исследование предметной области и отношений</w:t>
+      </w:r>
+    </w:p>
+    <w:p>
+      <w:pPr>
+        <w:pStyle w:val="a3"/>
+        <w:numPr>
+          <w:ilvl w:val="0"/>
+          <w:numId w:val="1"/>
+        </w:numPr>
+        <w:tabs>
+          <w:tab w:val="left" w:pos="1134"/>
+        </w:tabs>
+        <w:spacing w:after="0" w:line="240" w:lineRule="auto"/>
+        <w:ind w:left="0" w:firstLine="720"/>
+        <w:jc w:val="both"/>
+        <w:rPr>
+          <w:rFonts w:ascii="Times New Roman" w:hAnsi="Times New Roman"/>
+          <w:sz w:val="24"/>
+          <w:szCs w:val="24"/>
+          <w:u w:val="single"/>
+          <w:lang w:val="ru-RU" w:eastAsia="ru-RU"/>
+        </w:rPr>
+      </w:pPr>
+      <w:r>
+        <w:rPr>
+          <w:rFonts w:ascii="Times New Roman" w:hAnsi="Times New Roman"/>
+          <w:sz w:val="24"/>
+          <w:szCs w:val="24"/>
+          <w:u w:val="single"/>
+          <w:lang w:val="ru-RU" w:eastAsia="ru-RU"/>
+        </w:rPr>
+        <w:t>Рассмотреть задачу о рационе и методы</w:t>
+      </w:r>
+      <w:r>
+        <w:rPr>
+          <w:rFonts w:ascii="Times New Roman" w:hAnsi="Times New Roman"/>
+          <w:sz w:val="24"/>
+          <w:szCs w:val="24"/>
+          <w:u w:val="single"/>
+          <w:lang w:val="ru-RU" w:eastAsia="ru-RU"/>
+        </w:rPr>
+        <w:t xml:space="preserve"> её решения</w:t>
+      </w:r>
+    </w:p>
+    <w:p>
+      <w:pPr>
+        <w:pStyle w:val="a3"/>
+        <w:numPr>
+          <w:ilvl w:val="0"/>
+          <w:numId w:val="1"/>
+        </w:numPr>
+        <w:tabs>
+          <w:tab w:val="left" w:pos="1134"/>
+        </w:tabs>
+        <w:spacing w:after="0" w:line="240" w:lineRule="auto"/>
+        <w:ind w:left="0" w:firstLine="720"/>
+        <w:jc w:val="both"/>
+        <w:rPr>
+          <w:rFonts w:ascii="Times New Roman" w:hAnsi="Times New Roman"/>
+          <w:sz w:val="24"/>
+          <w:szCs w:val="24"/>
+          <w:u w:val="single"/>
+          <w:lang w:val="ru-RU" w:eastAsia="ru-RU"/>
+        </w:rPr>
+      </w:pPr>
+      <w:r>
+        <w:rPr>
+          <w:rFonts w:ascii="Times New Roman" w:hAnsi="Times New Roman"/>
+          <w:sz w:val="24"/>
+          <w:szCs w:val="24"/>
+          <w:u w:val="single"/>
+          <w:lang w:val="ru-RU" w:eastAsia="ru-RU"/>
+        </w:rPr>
+        <w:t>Рассмотреть</w:t>
+      </w:r>
+      <w:r>
+        <w:rPr>
+          <w:rFonts w:ascii="Times New Roman" w:hAnsi="Times New Roman"/>
+          <w:sz w:val="24"/>
+          <w:szCs w:val="24"/>
+          <w:u w:val="single"/>
+          <w:lang w:val="ru-RU" w:eastAsia="ru-RU"/>
+        </w:rPr>
+        <w:t xml:space="preserve"> </w:t>
+      </w:r>
+      <w:r>
+        <w:rPr>
+          <w:rFonts w:ascii="Times New Roman" w:hAnsi="Times New Roman"/>
+          <w:sz w:val="24"/>
+          <w:szCs w:val="24"/>
+          <w:u w:val="single"/>
+          <w:lang w:val="ru-RU" w:eastAsia="ru-RU"/>
+        </w:rPr>
+        <w:t>бинарное отношения</w:t>
+      </w:r>
+      <w:r>
+        <w:rPr>
+          <w:rFonts w:ascii="Times New Roman" w:hAnsi="Times New Roman"/>
+          <w:sz w:val="24"/>
+          <w:szCs w:val="24"/>
+          <w:u w:val="single"/>
+          <w:lang w:val="ru-RU" w:eastAsia="ru-RU"/>
+        </w:rPr>
+        <w:t xml:space="preserve"> предпочтения в заданной предметной области</w:t>
+      </w:r>
+    </w:p>
+    <w:p>
+      <w:pPr>
+        <w:pStyle w:val="a3"/>
+        <w:numPr>
+          <w:ilvl w:val="0"/>
+          <w:numId w:val="1"/>
+        </w:numPr>
+        <w:tabs>
+          <w:tab w:val="left" w:pos="1134"/>
+        </w:tabs>
+        <w:spacing w:after="0" w:line="240" w:lineRule="auto"/>
+        <w:ind w:left="0" w:firstLine="720"/>
+        <w:jc w:val="both"/>
+        <w:rPr>
+          <w:rFonts w:ascii="Times New Roman" w:hAnsi="Times New Roman"/>
+          <w:sz w:val="24"/>
+          <w:szCs w:val="24"/>
+          <w:u w:val="single"/>
+          <w:lang w:val="ru-RU" w:eastAsia="ru-RU"/>
+        </w:rPr>
+      </w:pPr>
+      <w:r>
+        <w:rPr>
+          <w:rFonts w:ascii="Times New Roman" w:hAnsi="Times New Roman"/>
+          <w:sz w:val="24"/>
+          <w:szCs w:val="24"/>
+          <w:u w:val="single"/>
+          <w:lang w:val="ru-RU" w:eastAsia="ru-RU"/>
+        </w:rPr>
+        <w:t>Разработать технические требования к ИС и её архитектуру</w:t>
+      </w:r>
+    </w:p>
+    <w:p>
+      <w:pPr>
+        <w:pStyle w:val="a3"/>
+        <w:numPr>
+          <w:ilvl w:val="0"/>
+          <w:numId w:val="1"/>
+        </w:numPr>
+        <w:tabs>
+          <w:tab w:val="left" w:pos="1134"/>
+        </w:tabs>
+        <w:spacing w:after="0" w:line="240" w:lineRule="auto"/>
+        <w:ind w:left="0" w:firstLine="720"/>
+        <w:jc w:val="both"/>
+        <w:rPr>
+          <w:rFonts w:ascii="Times New Roman" w:hAnsi="Times New Roman"/>
+          <w:sz w:val="24"/>
+          <w:szCs w:val="24"/>
+          <w:u w:val="single"/>
+          <w:lang w:val="ru-RU" w:eastAsia="ru-RU"/>
+        </w:rPr>
+      </w:pPr>
+      <w:r>
+        <w:rPr>
+          <w:rFonts w:ascii="Times New Roman" w:hAnsi="Times New Roman"/>
+          <w:sz w:val="24"/>
+          <w:szCs w:val="24"/>
+          <w:u w:val="single"/>
+          <w:lang w:val="ru-RU" w:eastAsia="ru-RU"/>
+        </w:rPr>
+        <w:t xml:space="preserve">Определить оценку эффективности от реализации ИС </w:t>
+      </w:r>
+      <w:bookmarkStart w:id="6" w:name="_GoBack"/>
+      <w:bookmarkEnd w:id="6"/>
+    </w:p>
+    <w:p>
+      <w:pPr>
+        <w:pStyle w:val="a3"/>
+        <w:numPr>
+          <w:ilvl w:val="0"/>
+          <w:numId w:val="1"/>
+        </w:numPr>
+        <w:tabs>
+          <w:tab w:val="left" w:pos="1134"/>
+        </w:tabs>
+        <w:spacing w:after="0" w:line="240" w:lineRule="auto"/>
+        <w:ind w:left="0" w:firstLine="720"/>
+        <w:jc w:val="both"/>
+        <w:rPr>
+          <w:rFonts w:ascii="Times New Roman" w:hAnsi="Times New Roman"/>
+          <w:sz w:val="24"/>
+          <w:szCs w:val="24"/>
+          <w:highlight w:val="darkCyan"/>
+          <w:u w:val="single"/>
+          <w:lang w:val="ru-RU" w:eastAsia="ru-RU"/>
+        </w:rPr>
+      </w:pPr>
+      <w:r>
+        <w:rPr>
+          <w:rFonts w:ascii="Times New Roman" w:hAnsi="Times New Roman"/>
+          <w:sz w:val="24"/>
+          <w:szCs w:val="24"/>
+          <w:highlight w:val="darkCyan"/>
+          <w:u w:val="single"/>
+          <w:lang w:val="ru-RU" w:eastAsia="ru-RU"/>
+        </w:rPr>
         <w:t>Провести анализ предметной области и существующих решений в области рекомендательных систем в розничной торговле</w:t>
       </w:r>
       <w:r>
@@ -2355,6 +2549,7 @@
           <w:rFonts w:ascii="Times New Roman" w:hAnsi="Times New Roman"/>
           <w:sz w:val="24"/>
           <w:szCs w:val="24"/>
+          <w:highlight w:val="darkCyan"/>
           <w:u w:val="single"/>
           <w:lang w:val="ru-RU" w:eastAsia="ru-RU"/>
         </w:rPr>
@@ -2378,6 +2573,7 @@
           <w:rFonts w:ascii="Times New Roman" w:hAnsi="Times New Roman"/>
           <w:sz w:val="24"/>
           <w:szCs w:val="24"/>
+          <w:highlight w:val="darkCyan"/>
           <w:u w:val="single"/>
           <w:lang w:val="ru-RU" w:eastAsia="ru-RU"/>
         </w:rPr>
@@ -2387,6 +2583,7 @@
           <w:rFonts w:ascii="Times New Roman" w:hAnsi="Times New Roman"/>
           <w:sz w:val="24"/>
           <w:szCs w:val="24"/>
+          <w:highlight w:val="darkCyan"/>
           <w:u w:val="single"/>
           <w:lang w:val="ru-RU" w:eastAsia="ru-RU"/>
         </w:rPr>
@@ -2410,6 +2607,7 @@
           <w:rFonts w:ascii="Times New Roman" w:hAnsi="Times New Roman"/>
           <w:sz w:val="24"/>
           <w:szCs w:val="24"/>
+          <w:highlight w:val="darkCyan"/>
           <w:u w:val="single"/>
           <w:lang w:val="ru-RU" w:eastAsia="ru-RU"/>
         </w:rPr>
@@ -2419,6 +2617,7 @@
           <w:rFonts w:ascii="Times New Roman" w:hAnsi="Times New Roman"/>
           <w:sz w:val="24"/>
           <w:szCs w:val="24"/>
+          <w:highlight w:val="darkCyan"/>
           <w:u w:val="single"/>
           <w:lang w:val="ru-RU" w:eastAsia="ru-RU"/>
         </w:rPr>
@@ -2442,6 +2641,7 @@
           <w:rFonts w:ascii="Times New Roman" w:hAnsi="Times New Roman"/>
           <w:sz w:val="24"/>
           <w:szCs w:val="24"/>
+          <w:highlight w:val="darkCyan"/>
           <w:u w:val="single"/>
           <w:lang w:val="ru-RU" w:eastAsia="ru-RU"/>
         </w:rPr>
@@ -2451,6 +2651,7 @@
           <w:rFonts w:ascii="Times New Roman" w:hAnsi="Times New Roman"/>
           <w:sz w:val="24"/>
           <w:szCs w:val="24"/>
+          <w:highlight w:val="darkCyan"/>
           <w:u w:val="single"/>
           <w:lang w:val="ru-RU" w:eastAsia="ru-RU"/>
         </w:rPr>
@@ -4055,6 +4256,7 @@
                 <w:szCs w:val="26"/>
                 <w:lang w:val="ru-RU"/>
               </w:rPr>
+              <w:lastRenderedPageBreak/>
               <w:t>Задание выдал</w:t>
             </w:r>
           </w:p>

--- a/ВКР/ЭФМО-02-24 Болдинов Задание ВКР.docx
+++ b/ВКР/ЭФМО-02-24 Болдинов Задание ВКР.docx
@@ -1,6 +1,6 @@
 
 <file path=word/document.xml><?xml version="1.0" encoding="utf-8"?>
-<w:document xmlns:wpc="http://schemas.microsoft.com/office/word/2010/wordprocessingCanvas" xmlns:cx="http://schemas.microsoft.com/office/drawing/2014/chartex" xmlns:cx1="http://schemas.microsoft.com/office/drawing/2015/9/8/chartex" xmlns:mc="http://schemas.openxmlformats.org/markup-compatibility/2006" xmlns:o="urn:schemas-microsoft-com:office:office" xmlns:r="http://schemas.openxmlformats.org/officeDocument/2006/relationships" xmlns:m="http://schemas.openxmlformats.org/officeDocument/2006/math" xmlns:v="urn:schemas-microsoft-com:vml" xmlns:wp14="http://schemas.microsoft.com/office/word/2010/wordprocessingDrawing" xmlns:wp="http://schemas.openxmlformats.org/drawingml/2006/wordprocessingDrawing" xmlns:w10="urn:schemas-microsoft-com:office:word" xmlns:w="http://schemas.openxmlformats.org/wordprocessingml/2006/main" xmlns:w14="http://schemas.microsoft.com/office/word/2010/wordml" xmlns:w15="http://schemas.microsoft.com/office/word/2012/wordml" xmlns:w16se="http://schemas.microsoft.com/office/word/2015/wordml/symex" xmlns:wpg="http://schemas.microsoft.com/office/word/2010/wordprocessingGroup" xmlns:wpi="http://schemas.microsoft.com/office/word/2010/wordprocessingInk" xmlns:wne="http://schemas.microsoft.com/office/word/2006/wordml" xmlns:wps="http://schemas.microsoft.com/office/word/2010/wordprocessingShape" mc:Ignorable="w14 w15 w16se wp14">
+<w:document xmlns:wpc="http://schemas.microsoft.com/office/word/2010/wordprocessingCanvas" xmlns:cx="http://schemas.microsoft.com/office/drawing/2014/chartex" xmlns:cx1="http://schemas.microsoft.com/office/drawing/2015/9/8/chartex" xmlns:cx2="http://schemas.microsoft.com/office/drawing/2015/10/21/chartex" xmlns:cx3="http://schemas.microsoft.com/office/drawing/2016/5/9/chartex" xmlns:cx4="http://schemas.microsoft.com/office/drawing/2016/5/10/chartex" xmlns:cx5="http://schemas.microsoft.com/office/drawing/2016/5/11/chartex" xmlns:cx6="http://schemas.microsoft.com/office/drawing/2016/5/12/chartex" xmlns:cx7="http://schemas.microsoft.com/office/drawing/2016/5/13/chartex" xmlns:cx8="http://schemas.microsoft.com/office/drawing/2016/5/14/chartex" xmlns:mc="http://schemas.openxmlformats.org/markup-compatibility/2006" xmlns:aink="http://schemas.microsoft.com/office/drawing/2016/ink" xmlns:am3d="http://schemas.microsoft.com/office/drawing/2017/model3d" xmlns:o="urn:schemas-microsoft-com:office:office" xmlns:oel="http://schemas.microsoft.com/office/2019/extlst" xmlns:r="http://schemas.openxmlformats.org/officeDocument/2006/relationships" xmlns:m="http://schemas.openxmlformats.org/officeDocument/2006/math" xmlns:v="urn:schemas-microsoft-com:vml" xmlns:wp14="http://schemas.microsoft.com/office/word/2010/wordprocessingDrawing" xmlns:wp="http://schemas.openxmlformats.org/drawingml/2006/wordprocessingDrawing" xmlns:w10="urn:schemas-microsoft-com:office:word" xmlns:w="http://schemas.openxmlformats.org/wordprocessingml/2006/main" xmlns:w14="http://schemas.microsoft.com/office/word/2010/wordml" xmlns:w15="http://schemas.microsoft.com/office/word/2012/wordml" xmlns:w16cex="http://schemas.microsoft.com/office/word/2018/wordml/cex" xmlns:w16cid="http://schemas.microsoft.com/office/word/2016/wordml/cid" xmlns:w16="http://schemas.microsoft.com/office/word/2018/wordml" xmlns:w16du="http://schemas.microsoft.com/office/word/2023/wordml/word16du" xmlns:w16sdtdh="http://schemas.microsoft.com/office/word/2020/wordml/sdtdatahash" xmlns:w16sdtfl="http://schemas.microsoft.com/office/word/2024/wordml/sdtformatlock" xmlns:w16se="http://schemas.microsoft.com/office/word/2015/wordml/symex" xmlns:wpg="http://schemas.microsoft.com/office/word/2010/wordprocessingGroup" xmlns:wpi="http://schemas.microsoft.com/office/word/2010/wordprocessingInk" xmlns:wne="http://schemas.microsoft.com/office/word/2006/wordml" xmlns:wps="http://schemas.microsoft.com/office/word/2010/wordprocessingShape" mc:Ignorable="w14 w15 w16se w16cid w16 w16cex w16sdtdh w16sdtfl w16du wp14">
   <w:body>
     <w:tbl>
       <w:tblPr>
@@ -2270,11 +2270,50 @@
           <w:rFonts w:ascii="Times New Roman" w:hAnsi="Times New Roman"/>
           <w:sz w:val="26"/>
           <w:szCs w:val="26"/>
-          <w:highlight w:val="yellow"/>
+          <w:u w:val="single"/>
+          <w:lang w:val="ru-RU"/>
+        </w:rPr>
+        <w:t xml:space="preserve">Повышение эффективности </w:t>
+      </w:r>
+      <w:r>
+        <w:rPr>
+          <w:rFonts w:ascii="Times New Roman" w:hAnsi="Times New Roman"/>
+          <w:sz w:val="26"/>
+          <w:szCs w:val="26"/>
+          <w:u w:val="single"/>
+          <w:lang w:val="ru-RU"/>
+        </w:rPr>
+        <w:t xml:space="preserve">формирования рациона питания граждан путем </w:t>
+      </w:r>
+      <w:r>
+        <w:rPr>
+          <w:rFonts w:ascii="Times New Roman" w:hAnsi="Times New Roman"/>
+          <w:sz w:val="26"/>
+          <w:szCs w:val="26"/>
           <w:u w:val="single"/>
           <w:lang w:val="ru-RU" w:eastAsia="ru-RU"/>
         </w:rPr>
-        <w:t>Разработка информационной системы персонализированного подбора товарных позиций на основе методов машинного обучения с оценкой качества рекомендаций</w:t>
+        <w:t xml:space="preserve">персонализированного </w:t>
+      </w:r>
+      <w:r>
+        <w:rPr>
+          <w:rFonts w:ascii="Times New Roman" w:hAnsi="Times New Roman"/>
+          <w:sz w:val="26"/>
+          <w:szCs w:val="26"/>
+          <w:u w:val="single"/>
+          <w:lang w:val="ru-RU"/>
+        </w:rPr>
+        <w:t xml:space="preserve">подбора </w:t>
+      </w:r>
+      <w:r>
+        <w:rPr>
+          <w:rFonts w:ascii="Times New Roman" w:hAnsi="Times New Roman"/>
+          <w:sz w:val="26"/>
+          <w:szCs w:val="26"/>
+          <w:u w:val="single"/>
+          <w:lang w:val="ru-RU"/>
+        </w:rPr>
+        <w:t>блюд на основе выбранных товарных позиций</w:t>
       </w:r>
       <w:r>
         <w:rPr>
@@ -2338,7 +2377,17 @@
           <w:u w:val="single"/>
           <w:lang w:val="ru-RU" w:eastAsia="ru-RU"/>
         </w:rPr>
-        <w:t>Исследование предметной области и отношений</w:t>
+        <w:t xml:space="preserve">Исследование предметной области и </w:t>
+      </w:r>
+      <w:r>
+        <w:rPr>
+          <w:rFonts w:ascii="Times New Roman" w:hAnsi="Times New Roman"/>
+          <w:sz w:val="24"/>
+          <w:szCs w:val="24"/>
+          <w:u w:val="single"/>
+          <w:lang w:val="ru-RU" w:eastAsia="ru-RU"/>
+        </w:rPr>
+        <w:t>выявления объекта и предмета исследования</w:t>
       </w:r>
     </w:p>
     <w:p>
@@ -2422,17 +2471,7 @@
           <w:u w:val="single"/>
           <w:lang w:val="ru-RU" w:eastAsia="ru-RU"/>
         </w:rPr>
-        <w:t xml:space="preserve"> </w:t>
-      </w:r>
-      <w:r>
-        <w:rPr>
-          <w:rFonts w:ascii="Times New Roman" w:hAnsi="Times New Roman"/>
-          <w:sz w:val="24"/>
-          <w:szCs w:val="24"/>
-          <w:u w:val="single"/>
-          <w:lang w:val="ru-RU" w:eastAsia="ru-RU"/>
-        </w:rPr>
-        <w:t>бинарное отношения</w:t>
+        <w:t xml:space="preserve"> бинарное отношения</w:t>
       </w:r>
       <w:r>
         <w:rPr>
@@ -2474,7 +2513,27 @@
           <w:u w:val="single"/>
           <w:lang w:val="ru-RU" w:eastAsia="ru-RU"/>
         </w:rPr>
-        <w:t>Разработать технические требования к ИС и её архитектуру</w:t>
+        <w:t xml:space="preserve">Разработать технические требования к </w:t>
+      </w:r>
+      <w:r>
+        <w:rPr>
+          <w:rFonts w:ascii="Times New Roman" w:hAnsi="Times New Roman"/>
+          <w:sz w:val="24"/>
+          <w:szCs w:val="24"/>
+          <w:u w:val="single"/>
+          <w:lang w:val="ru-RU" w:eastAsia="ru-RU"/>
+        </w:rPr>
+        <w:t>информационной системе</w:t>
+      </w:r>
+      <w:r>
+        <w:rPr>
+          <w:rFonts w:ascii="Times New Roman" w:hAnsi="Times New Roman"/>
+          <w:sz w:val="24"/>
+          <w:szCs w:val="24"/>
+          <w:u w:val="single"/>
+          <w:lang w:val="ru-RU" w:eastAsia="ru-RU"/>
+        </w:rPr>
+        <w:t xml:space="preserve"> и её архитектуру</w:t>
       </w:r>
     </w:p>
     <w:p>
@@ -2506,54 +2565,7 @@
           <w:u w:val="single"/>
           <w:lang w:val="ru-RU" w:eastAsia="ru-RU"/>
         </w:rPr>
-        <w:t xml:space="preserve">Определить оценку эффективности от реализации ИС </w:t>
-      </w:r>
-      <w:bookmarkStart w:id="6" w:name="_GoBack"/>
-      <w:bookmarkEnd w:id="6"/>
-    </w:p>
-    <w:p>
-      <w:pPr>
-        <w:pStyle w:val="a3"/>
-        <w:numPr>
-          <w:ilvl w:val="0"/>
-          <w:numId w:val="1"/>
-        </w:numPr>
-        <w:tabs>
-          <w:tab w:val="left" w:pos="1134"/>
-        </w:tabs>
-        <w:spacing w:after="0" w:line="240" w:lineRule="auto"/>
-        <w:ind w:left="0" w:firstLine="720"/>
-        <w:jc w:val="both"/>
-        <w:rPr>
-          <w:rFonts w:ascii="Times New Roman" w:hAnsi="Times New Roman"/>
-          <w:sz w:val="24"/>
-          <w:szCs w:val="24"/>
-          <w:highlight w:val="darkCyan"/>
-          <w:u w:val="single"/>
-          <w:lang w:val="ru-RU" w:eastAsia="ru-RU"/>
-        </w:rPr>
-      </w:pPr>
-      <w:r>
-        <w:rPr>
-          <w:rFonts w:ascii="Times New Roman" w:hAnsi="Times New Roman"/>
-          <w:sz w:val="24"/>
-          <w:szCs w:val="24"/>
-          <w:highlight w:val="darkCyan"/>
-          <w:u w:val="single"/>
-          <w:lang w:val="ru-RU" w:eastAsia="ru-RU"/>
-        </w:rPr>
-        <w:t>Провести анализ предметной области и существующих решений в области рекомендательных систем в розничной торговле</w:t>
-      </w:r>
-      <w:r>
-        <w:rPr>
-          <w:rFonts w:ascii="Times New Roman" w:hAnsi="Times New Roman"/>
-          <w:sz w:val="24"/>
-          <w:szCs w:val="24"/>
-          <w:highlight w:val="darkCyan"/>
-          <w:u w:val="single"/>
-          <w:lang w:val="ru-RU" w:eastAsia="ru-RU"/>
-        </w:rPr>
-        <w:t xml:space="preserve"> </w:t>
+        <w:t>Адаптация задачи о рационе в заданной предметной области</w:t>
       </w:r>
     </w:p>
     <w:p>
@@ -2573,7 +2585,6 @@
           <w:rFonts w:ascii="Times New Roman" w:hAnsi="Times New Roman"/>
           <w:sz w:val="24"/>
           <w:szCs w:val="24"/>
-          <w:highlight w:val="darkCyan"/>
           <w:u w:val="single"/>
           <w:lang w:val="ru-RU" w:eastAsia="ru-RU"/>
         </w:rPr>
@@ -2583,79 +2594,20 @@
           <w:rFonts w:ascii="Times New Roman" w:hAnsi="Times New Roman"/>
           <w:sz w:val="24"/>
           <w:szCs w:val="24"/>
-          <w:highlight w:val="darkCyan"/>
           <w:u w:val="single"/>
           <w:lang w:val="ru-RU" w:eastAsia="ru-RU"/>
         </w:rPr>
-        <w:t>Обосновать выбор методов машинного обучения для персонализации подбора товарных позиций</w:t>
+        <w:t xml:space="preserve">Определить оценку эффективности реализации </w:t>
       </w:r>
-    </w:p>
-    <w:p>
-      <w:pPr>
-        <w:pStyle w:val="a3"/>
-        <w:numPr>
-          <w:ilvl w:val="0"/>
-          <w:numId w:val="1"/>
-        </w:numPr>
-        <w:tabs>
-          <w:tab w:val="left" w:pos="1134"/>
-        </w:tabs>
-        <w:spacing w:after="0" w:line="240" w:lineRule="auto"/>
-        <w:ind w:left="0" w:firstLine="720"/>
-        <w:jc w:val="both"/>
+      <w:r>
         <w:rPr>
           <w:rFonts w:ascii="Times New Roman" w:hAnsi="Times New Roman"/>
           <w:sz w:val="24"/>
           <w:szCs w:val="24"/>
-          <w:highlight w:val="darkCyan"/>
           <w:u w:val="single"/>
           <w:lang w:val="ru-RU" w:eastAsia="ru-RU"/>
         </w:rPr>
-      </w:pPr>
-      <w:r>
-        <w:rPr>
-          <w:rFonts w:ascii="Times New Roman" w:hAnsi="Times New Roman"/>
-          <w:sz w:val="24"/>
-          <w:szCs w:val="24"/>
-          <w:highlight w:val="darkCyan"/>
-          <w:u w:val="single"/>
-          <w:lang w:val="ru-RU" w:eastAsia="ru-RU"/>
-        </w:rPr>
-        <w:t>Разработать архитектуру информационной системы и спроектировать рекомендательный модуль на основе выбранного метода машинного обучения</w:t>
-      </w:r>
-    </w:p>
-    <w:p>
-      <w:pPr>
-        <w:pStyle w:val="a3"/>
-        <w:numPr>
-          <w:ilvl w:val="0"/>
-          <w:numId w:val="1"/>
-        </w:numPr>
-        <w:tabs>
-          <w:tab w:val="left" w:pos="1134"/>
-        </w:tabs>
-        <w:spacing w:after="0" w:line="240" w:lineRule="auto"/>
-        <w:ind w:left="0" w:firstLine="720"/>
-        <w:jc w:val="both"/>
-        <w:rPr>
-          <w:rFonts w:ascii="Times New Roman" w:hAnsi="Times New Roman"/>
-          <w:sz w:val="24"/>
-          <w:szCs w:val="24"/>
-          <w:highlight w:val="darkCyan"/>
-          <w:u w:val="single"/>
-          <w:lang w:val="ru-RU" w:eastAsia="ru-RU"/>
-        </w:rPr>
-      </w:pPr>
-      <w:r>
-        <w:rPr>
-          <w:rFonts w:ascii="Times New Roman" w:hAnsi="Times New Roman"/>
-          <w:sz w:val="24"/>
-          <w:szCs w:val="24"/>
-          <w:highlight w:val="darkCyan"/>
-          <w:u w:val="single"/>
-          <w:lang w:val="ru-RU" w:eastAsia="ru-RU"/>
-        </w:rPr>
-        <w:t>Провести тестирование системы и оценить эффективность персонализированных рекомендаций</w:t>
+        <w:t>информационной системы</w:t>
       </w:r>
     </w:p>
     <w:p>
@@ -4256,7 +4208,6 @@
                 <w:szCs w:val="26"/>
                 <w:lang w:val="ru-RU"/>
               </w:rPr>
-              <w:lastRenderedPageBreak/>
               <w:t>Задание выдал</w:t>
             </w:r>
           </w:p>
@@ -4741,7 +4692,7 @@
       <w:pPr>
         <w:rPr>
           <w:rFonts w:ascii="Times New Roman" w:hAnsi="Times New Roman"/>
-          <w:b/>
+          <w:bCs/>
           <w:sz w:val="28"/>
           <w:szCs w:val="28"/>
           <w:lang w:val="ru-RU"/>
@@ -4759,7 +4710,7 @@
 </file>
 
 <file path=word/numbering.xml><?xml version="1.0" encoding="utf-8"?>
-<w:numbering xmlns:wpc="http://schemas.microsoft.com/office/word/2010/wordprocessingCanvas" xmlns:cx="http://schemas.microsoft.com/office/drawing/2014/chartex" xmlns:cx1="http://schemas.microsoft.com/office/drawing/2015/9/8/chartex" xmlns:mc="http://schemas.openxmlformats.org/markup-compatibility/2006" xmlns:o="urn:schemas-microsoft-com:office:office" xmlns:r="http://schemas.openxmlformats.org/officeDocument/2006/relationships" xmlns:m="http://schemas.openxmlformats.org/officeDocument/2006/math" xmlns:v="urn:schemas-microsoft-com:vml" xmlns:wp14="http://schemas.microsoft.com/office/word/2010/wordprocessingDrawing" xmlns:wp="http://schemas.openxmlformats.org/drawingml/2006/wordprocessingDrawing" xmlns:w10="urn:schemas-microsoft-com:office:word" xmlns:w="http://schemas.openxmlformats.org/wordprocessingml/2006/main" xmlns:w14="http://schemas.microsoft.com/office/word/2010/wordml" xmlns:w15="http://schemas.microsoft.com/office/word/2012/wordml" xmlns:w16se="http://schemas.microsoft.com/office/word/2015/wordml/symex" xmlns:wpg="http://schemas.microsoft.com/office/word/2010/wordprocessingGroup" xmlns:wpi="http://schemas.microsoft.com/office/word/2010/wordprocessingInk" xmlns:wne="http://schemas.microsoft.com/office/word/2006/wordml" xmlns:wps="http://schemas.microsoft.com/office/word/2010/wordprocessingShape" mc:Ignorable="w14 w15 w16se wp14">
+<w:numbering xmlns:wpc="http://schemas.microsoft.com/office/word/2010/wordprocessingCanvas" xmlns:cx="http://schemas.microsoft.com/office/drawing/2014/chartex" xmlns:cx1="http://schemas.microsoft.com/office/drawing/2015/9/8/chartex" xmlns:cx2="http://schemas.microsoft.com/office/drawing/2015/10/21/chartex" xmlns:cx3="http://schemas.microsoft.com/office/drawing/2016/5/9/chartex" xmlns:cx4="http://schemas.microsoft.com/office/drawing/2016/5/10/chartex" xmlns:cx5="http://schemas.microsoft.com/office/drawing/2016/5/11/chartex" xmlns:cx6="http://schemas.microsoft.com/office/drawing/2016/5/12/chartex" xmlns:cx7="http://schemas.microsoft.com/office/drawing/2016/5/13/chartex" xmlns:cx8="http://schemas.microsoft.com/office/drawing/2016/5/14/chartex" xmlns:mc="http://schemas.openxmlformats.org/markup-compatibility/2006" xmlns:aink="http://schemas.microsoft.com/office/drawing/2016/ink" xmlns:am3d="http://schemas.microsoft.com/office/drawing/2017/model3d" xmlns:o="urn:schemas-microsoft-com:office:office" xmlns:oel="http://schemas.microsoft.com/office/2019/extlst" xmlns:r="http://schemas.openxmlformats.org/officeDocument/2006/relationships" xmlns:m="http://schemas.openxmlformats.org/officeDocument/2006/math" xmlns:v="urn:schemas-microsoft-com:vml" xmlns:wp14="http://schemas.microsoft.com/office/word/2010/wordprocessingDrawing" xmlns:wp="http://schemas.openxmlformats.org/drawingml/2006/wordprocessingDrawing" xmlns:w10="urn:schemas-microsoft-com:office:word" xmlns:w="http://schemas.openxmlformats.org/wordprocessingml/2006/main" xmlns:w14="http://schemas.microsoft.com/office/word/2010/wordml" xmlns:w15="http://schemas.microsoft.com/office/word/2012/wordml" xmlns:w16cex="http://schemas.microsoft.com/office/word/2018/wordml/cex" xmlns:w16cid="http://schemas.microsoft.com/office/word/2016/wordml/cid" xmlns:w16="http://schemas.microsoft.com/office/word/2018/wordml" xmlns:w16du="http://schemas.microsoft.com/office/word/2023/wordml/word16du" xmlns:w16sdtdh="http://schemas.microsoft.com/office/word/2020/wordml/sdtdatahash" xmlns:w16sdtfl="http://schemas.microsoft.com/office/word/2024/wordml/sdtformatlock" xmlns:w16se="http://schemas.microsoft.com/office/word/2015/wordml/symex" xmlns:wpg="http://schemas.microsoft.com/office/word/2010/wordprocessingGroup" xmlns:wpi="http://schemas.microsoft.com/office/word/2010/wordprocessingInk" xmlns:wne="http://schemas.microsoft.com/office/word/2006/wordml" xmlns:wps="http://schemas.microsoft.com/office/word/2010/wordprocessingShape" mc:Ignorable="w14 w15 w16se w16cid w16 w16cex w16sdtdh w16sdtfl w16du wp14">
   <w:abstractNum w:abstractNumId="0" w15:restartNumberingAfterBreak="0">
     <w:nsid w:val="7E781D68"/>
     <w:multiLevelType w:val="hybridMultilevel"/>
@@ -4850,14 +4801,14 @@
       </w:pPr>
     </w:lvl>
   </w:abstractNum>
-  <w:num w:numId="1">
+  <w:num w:numId="1" w16cid:durableId="760024852">
     <w:abstractNumId w:val="0"/>
   </w:num>
 </w:numbering>
 </file>
 
 <file path=word/styles.xml><?xml version="1.0" encoding="utf-8"?>
-<w:styles xmlns:mc="http://schemas.openxmlformats.org/markup-compatibility/2006" xmlns:r="http://schemas.openxmlformats.org/officeDocument/2006/relationships" xmlns:w="http://schemas.openxmlformats.org/wordprocessingml/2006/main" xmlns:w14="http://schemas.microsoft.com/office/word/2010/wordml" xmlns:w15="http://schemas.microsoft.com/office/word/2012/wordml" xmlns:w16se="http://schemas.microsoft.com/office/word/2015/wordml/symex" mc:Ignorable="w14 w15 w16se">
+<w:styles xmlns:mc="http://schemas.openxmlformats.org/markup-compatibility/2006" xmlns:r="http://schemas.openxmlformats.org/officeDocument/2006/relationships" xmlns:w="http://schemas.openxmlformats.org/wordprocessingml/2006/main" xmlns:w14="http://schemas.microsoft.com/office/word/2010/wordml" xmlns:w15="http://schemas.microsoft.com/office/word/2012/wordml" xmlns:w16cex="http://schemas.microsoft.com/office/word/2018/wordml/cex" xmlns:w16cid="http://schemas.microsoft.com/office/word/2016/wordml/cid" xmlns:w16="http://schemas.microsoft.com/office/word/2018/wordml" xmlns:w16du="http://schemas.microsoft.com/office/word/2023/wordml/word16du" xmlns:w16sdtdh="http://schemas.microsoft.com/office/word/2020/wordml/sdtdatahash" xmlns:w16sdtfl="http://schemas.microsoft.com/office/word/2024/wordml/sdtformatlock" xmlns:w16se="http://schemas.microsoft.com/office/word/2015/wordml/symex" mc:Ignorable="w14 w15 w16se w16cid w16 w16cex w16sdtdh w16sdtfl w16du">
   <w:docDefaults>
     <w:rPrDefault>
       <w:rPr>
@@ -4873,7 +4824,7 @@
       </w:pPr>
     </w:pPrDefault>
   </w:docDefaults>
-  <w:latentStyles w:defLockedState="0" w:defUIPriority="99" w:defSemiHidden="0" w:defUnhideWhenUsed="0" w:defQFormat="0" w:count="371">
+  <w:latentStyles w:defLockedState="0" w:defUIPriority="99" w:defSemiHidden="0" w:defUnhideWhenUsed="0" w:defQFormat="0" w:count="376">
     <w:lsdException w:name="Normal" w:uiPriority="0" w:qFormat="1"/>
     <w:lsdException w:name="heading 1" w:uiPriority="9" w:qFormat="1"/>
     <w:lsdException w:name="heading 2" w:semiHidden="1" w:uiPriority="9" w:unhideWhenUsed="1" w:qFormat="1"/>
@@ -5245,6 +5196,11 @@
     <w:lsdException w:name="List Table 5 Dark Accent 6" w:uiPriority="50"/>
     <w:lsdException w:name="List Table 6 Colorful Accent 6" w:uiPriority="51"/>
     <w:lsdException w:name="List Table 7 Colorful Accent 6" w:uiPriority="52"/>
+    <w:lsdException w:name="Mention" w:semiHidden="1" w:unhideWhenUsed="1"/>
+    <w:lsdException w:name="Smart Hyperlink" w:semiHidden="1" w:unhideWhenUsed="1"/>
+    <w:lsdException w:name="Hashtag" w:semiHidden="1" w:unhideWhenUsed="1"/>
+    <w:lsdException w:name="Unresolved Mention" w:semiHidden="1" w:unhideWhenUsed="1"/>
+    <w:lsdException w:name="Smart Link" w:semiHidden="1" w:unhideWhenUsed="1"/>
   </w:latentStyles>
   <w:style w:type="paragraph" w:default="1" w:styleId="a">
     <w:name w:val="Normal"/>
